--- a/teacher-tools/activity-guides/10-4-activity-teacher.docx
+++ b/teacher-tools/activity-guides/10-4-activity-teacher.docx
@@ -587,58 +587,6 @@
           <w:szCs w:val="22"/>
         </w:rPr>
         <w:t xml:space="preserve">Least → Greatest wrapping paper</w:t>
-      </w:r>
-    </w:p>
-    <w:p>
-      <w:pPr>
-        <w:spacing w:after="30" w:before="0"/>
-      </w:pPr>
-      <w:r>
-        <w:rPr>
-          <w:rFonts w:ascii="Calibri" w:cs="Calibri" w:eastAsia="Calibri" w:hAnsi="Calibri"/>
-          <w:sz w:val="22"/>
-          <w:szCs w:val="22"/>
-        </w:rPr>
-        <w:t xml:space="preserve">•  Cube capsule 4×4×4: SA = 96 in²</w:t>
-      </w:r>
-    </w:p>
-    <w:p>
-      <w:pPr>
-        <w:spacing w:after="30" w:before="0"/>
-      </w:pPr>
-      <w:r>
-        <w:rPr>
-          <w:rFonts w:ascii="Calibri" w:cs="Calibri" w:eastAsia="Calibri" w:hAnsi="Calibri"/>
-          <w:sz w:val="22"/>
-          <w:szCs w:val="22"/>
-        </w:rPr>
-        <w:t xml:space="preserve">•  Rect capsule 3×4×5: SA = 94 in²</w:t>
-      </w:r>
-    </w:p>
-    <w:p>
-      <w:pPr>
-        <w:spacing w:after="30" w:before="0"/>
-      </w:pPr>
-      <w:r>
-        <w:rPr>
-          <w:rFonts w:ascii="Calibri" w:cs="Calibri" w:eastAsia="Calibri" w:hAnsi="Calibri"/>
-          <w:sz w:val="22"/>
-          <w:szCs w:val="22"/>
-        </w:rPr>
-        <w:t xml:space="preserve">•  Rect capsule 6×5×4: SA = 148 in²</w:t>
-      </w:r>
-    </w:p>
-    <w:p>
-      <w:pPr>
-        <w:spacing w:after="30" w:before="0"/>
-      </w:pPr>
-      <w:r>
-        <w:rPr>
-          <w:rFonts w:ascii="Calibri" w:cs="Calibri" w:eastAsia="Calibri" w:hAnsi="Calibri"/>
-          <w:sz w:val="22"/>
-          <w:szCs w:val="22"/>
-        </w:rPr>
-        <w:t xml:space="preserve">•  Tri capsule (ends 8×6, length 10): SA = 288 in²</w:t>
       </w:r>
     </w:p>
     <w:p>

--- a/teacher-tools/activity-guides/10-4-activity-teacher.docx
+++ b/teacher-tools/activity-guides/10-4-activity-teacher.docx
@@ -46,7 +46,7 @@
           <w:sz w:val="20"/>
           <w:szCs w:val="20"/>
         </w:rPr>
-        <w:t xml:space="preserve">Lesson 10-4 — Surface Area of Prisms  ·  6.G.4</w:t>
+        <w:t xml:space="preserve">Lesson 10-4 — Surface Area of Prisms  ·  6.GR.4</w:t>
       </w:r>
     </w:p>
     <w:p>
@@ -419,7 +419,7 @@
           <w:sz w:val="22"/>
           <w:szCs w:val="22"/>
         </w:rPr>
-        <w:t xml:space="preserve">A wedge-shaped (triangular prism) capsule has triangle ends with base 8 in and height 6 in. The prism is 10 in long, and the triangle's three sides are 8 in, 6 in, and 10 in. How much wrapping paper covers it?</w:t>
+        <w:t xml:space="preserve">A triangular prism is 10 in long. Its triangle ends have base 8 in, height 6 in, and sides 8, 6, and 10 in. Find its surface area.</w:t>
       </w:r>
     </w:p>
     <w:p>
@@ -570,7 +570,7 @@
           <w:sz w:val="22"/>
           <w:szCs w:val="22"/>
         </w:rPr>
-        <w:t xml:space="preserve">A capsule crew sorts wrapping jobs by how much paper each prism needs. Order these from LEAST surface area to GREATEST.</w:t>
+        <w:t xml:space="preserve">Find each prism's surface area. Then sort it by whether it needs 96 in² of paper or less, or more than 96 in².</w:t>
       </w:r>
     </w:p>
     <w:p>
@@ -586,7 +586,7 @@
           <w:sz w:val="22"/>
           <w:szCs w:val="22"/>
         </w:rPr>
-        <w:t xml:space="preserve">Least → Greatest wrapping paper</w:t>
+        <w:t xml:space="preserve">96 in² of paper or less</w:t>
       </w:r>
     </w:p>
     <w:p>
@@ -599,20 +599,36 @@
           <w:sz w:val="22"/>
           <w:szCs w:val="22"/>
         </w:rPr>
+        <w:t xml:space="preserve">•  Rect capsule 3×4×5: SA = 94 in²</w:t>
+      </w:r>
+    </w:p>
+    <w:p>
+      <w:pPr>
+        <w:spacing w:after="30" w:before="0"/>
+      </w:pPr>
+      <w:r>
+        <w:rPr>
+          <w:rFonts w:ascii="Calibri" w:cs="Calibri" w:eastAsia="Calibri" w:hAnsi="Calibri"/>
+          <w:sz w:val="22"/>
+          <w:szCs w:val="22"/>
+        </w:rPr>
         <w:t xml:space="preserve">•  Cube capsule 4×4×4: SA = 96 in²</w:t>
       </w:r>
     </w:p>
     <w:p>
       <w:pPr>
-        <w:spacing w:after="30" w:before="0"/>
-      </w:pPr>
-      <w:r>
-        <w:rPr>
-          <w:rFonts w:ascii="Calibri" w:cs="Calibri" w:eastAsia="Calibri" w:hAnsi="Calibri"/>
-          <w:sz w:val="22"/>
-          <w:szCs w:val="22"/>
-        </w:rPr>
-        <w:t xml:space="preserve">•  Rect capsule 3×4×5: SA = 94 in²</w:t>
+        <w:spacing w:after="120" w:before="60"/>
+      </w:pPr>
+      <w:r>
+        <w:rPr>
+          <w:rFonts w:ascii="Calibri" w:cs="Calibri" w:eastAsia="Calibri" w:hAnsi="Calibri"/>
+          <w:b/>
+          <w:bCs/>
+          <w:color w:val="153F53"/>
+          <w:sz w:val="22"/>
+          <w:szCs w:val="22"/>
+        </w:rPr>
+        <w:t xml:space="preserve">More than 96 in²</w:t>
       </w:r>
     </w:p>
     <w:p>
@@ -891,6 +907,36 @@
           <w:szCs w:val="22"/>
         </w:rPr>
         <w:t xml:space="preserve">Hint: Multiplying l × w × h gives volume in cubic units. Surface area adds 6 faces: 2(4×3) + 2(4×2) + 2(3×2) = 52 in².</w:t>
+      </w:r>
+    </w:p>
+    <w:p>
+      <w:pPr>
+        <w:shd w:fill="0E7C86" w:color="auto" w:val="clear"/>
+        <w:spacing w:after="80" w:before="160"/>
+      </w:pPr>
+      <w:r>
+        <w:rPr>
+          <w:rFonts w:ascii="Calibri" w:cs="Calibri" w:eastAsia="Calibri" w:hAnsi="Calibri"/>
+          <w:b/>
+          <w:bCs/>
+          <w:color w:val="FFFFFF"/>
+          <w:sz w:val="22"/>
+          <w:szCs w:val="22"/>
+        </w:rPr>
+        <w:t xml:space="preserve">Package 7 · net-folder</w:t>
+      </w:r>
+    </w:p>
+    <w:p>
+      <w:pPr>
+        <w:spacing w:after="120" w:before="0"/>
+      </w:pPr>
+      <w:r>
+        <w:rPr>
+          <w:rFonts w:ascii="Calibri" w:cs="Calibri" w:eastAsia="Calibri" w:hAnsi="Calibri"/>
+          <w:sz w:val="22"/>
+          <w:szCs w:val="22"/>
+        </w:rPr>
+        <w:t xml:space="preserve">Drag the Fold slider to close the net into a rectangular prism. Every face that folds up is one rectangle you add when you find surface area — 6 faces, in three matching pairs.</w:t>
       </w:r>
     </w:p>
     <w:sectPr>
